--- a/artifacts/REV-02/build/battlecard-aphelion-systems.docx
+++ b/artifacts/REV-02/build/battlecard-aphelion-systems.docx
@@ -366,7 +366,7 @@
         <w:pStyle w:val="BodyText"/>
       </w:pPr>
       <w:r>
-        <w:t xml:space="preserve">Aphelion Systems is a competitor, not a customer and not a prospect. It has no record in the seller’s customer relationship management export, which is correct: nothing here comes from that export, and nothing here is people data.</w:t>
+        <w:t xml:space="preserve">Aphelion Systems is a competitor, not a customer and not a prospect. It has no account or opportunity record of its own in the seller’s customer relationship management export; where the export names it at all, it names it as a competitor on someone else’s opportunity. Nothing here comes from that export, and nothing here is people data.</w:t>
       </w:r>
     </w:p>
     <w:bookmarkEnd w:id="9"/>
